--- a/docs/proposals/softbank-ultraman-caravan/法務ご相談資料_SB本契約の契約構成と条件整理.docx
+++ b/docs/proposals/softbank-ultraman-caravan/法務ご相談資料_SB本契約の契約構成と条件整理.docx
@@ -25,7 +25,7 @@
           <w:b w:val="0"/>
           <w:sz w:val="21"/>
         </w:rPr>
-        <w:t>2026年10月23日/株式会社円谷プロダクション 営業担当:新谷/【社内限定】</w:t>
+        <w:t>2026年10月23日(10月24日法務MTGの結論を反映して10月25日更新)/株式会社円谷プロダクション 営業担当:新谷/【社内限定】</w:t>
       </w:r>
     </w:p>
     <w:p>
@@ -794,7 +794,7 @@
                 <w:b w:val="0"/>
                 <w:sz w:val="19"/>
               </w:rPr>
-              <w:t>先方都合の中途解約は、残期間の最低保証額を精算</w:t>
+              <w:t>条項を置かない(10/24法務判断。先方提示資料からも削除)</w:t>
             </w:r>
           </w:p>
         </w:tc>
@@ -930,7 +930,7 @@
                 <w:b w:val="0"/>
                 <w:sz w:val="19"/>
               </w:rPr>
-              <w:t>天災・感染症・会場都合による中止の扱い(キャンセル料の適用可否、最低保証への算入可否)は要検討(第5章)</w:t>
+              <w:t>天災・感染症・会場都合による中止の扱い(キャンセル料の適用可否、最低保証への算入可否)は法務と後日協議(10/24)</w:t>
             </w:r>
           </w:p>
         </w:tc>
@@ -1162,7 +1162,7 @@
                 <w:b w:val="0"/>
                 <w:sz w:val="19"/>
               </w:rPr>
-              <w:t>先方が制作するイベントキット・ノベルティ・店頭訴求ツールについて、作成費用(製造原価)の20%。製造数量ベースの最低保証を期間ごとに設定(前半:2027年1月〜2028年3月の15ヶ月分/後半:2028年4〜12月の9ヶ月分)。未達分は期末確定・返還なし。製造数量は四半期ごとに報告、当社の確認権を置く</w:t>
+              <w:t>先方が制作するイベントキット・ノベルティ・店頭訴求ツールについて、作成費用(製造原価)の20%。製造数量ベースの最低保証を期間ごとに設定(前半:2027年1月〜2028年3月の15ヶ月分/後半:2028年4〜12月の9ヶ月分)。未達分は期末確定・返還なし。製造数量は四半期ごとに報告、当社の確認権を置く。工場からのエビデンス(納品書等)の提出を必須とする(10/24法務)</w:t>
             </w:r>
           </w:p>
         </w:tc>
@@ -1496,7 +1496,7 @@
           <w:b w:val="0"/>
           <w:sz w:val="21"/>
         </w:rPr>
-        <w:t>5. 事故・損害の責任分担:先方主催イベントでの来場者事故、キャラクターの毀損、肖像・SNS投稿の扱い。当社の損害賠償上限(契約金額または当該現場の対価)</w:t>
+        <w:t>5. 事故・損害の責任分担:先方主催イベントでの来場者事故、キャラクターの毀損、肖像・SNS投稿の扱い。当社の損害賠償上限は設定しない方向が妥当(10/24法務)。先方との協議対象</w:t>
       </w:r>
     </w:p>
     <w:p>
@@ -1509,7 +1509,7 @@
           <w:b w:val="0"/>
           <w:sz w:val="21"/>
         </w:rPr>
-        <w:t>6. 発注書との優先関係:先方EDIの発注書・利用規約と本契約の優先順位。先方の購買規程に最低保証・前払いが収まるか</w:t>
+        <w:t>6. 発注書との優先関係:本契約を優先適用する(10/24法務)。先方の購買規程に最低保証・前払いが収まるかは先方に確認</w:t>
       </w:r>
     </w:p>
     <w:p>
@@ -1522,7 +1522,7 @@
           <w:b w:val="0"/>
           <w:sz w:val="21"/>
         </w:rPr>
-        <w:t>7. 下請法の適用有無:先方を親事業者とする役務提供委託に該当する場合の支払期日(60日以内)等の制約と、四半期前払いの整合</w:t>
+        <w:t>7. 下請法の適用有無:本件は該当しない(10/24法務)</w:t>
       </w:r>
     </w:p>
     <w:p>
@@ -1535,7 +1535,7 @@
           <w:b w:val="0"/>
           <w:sz w:val="21"/>
         </w:rPr>
-        <w:t>8. テスト期間(2026年9〜10月)の取引整理:正式見積書が未発行の状態。本契約とは別に、テスト分(1,110万円+ノベルティ・実費)を発注書・請求書で完結させてよいか、覚書が必要か</w:t>
+        <w:t>8. テスト期間(2026年9〜10月)の取引整理:本契約のスコープ外(10/24法務)。テスト分(1,110万円+ノベルティ・実費)は発注書・請求書で完結させる</w:t>
       </w:r>
     </w:p>
     <w:p>
@@ -1561,7 +1561,7 @@
           <w:b w:val="0"/>
           <w:sz w:val="21"/>
         </w:rPr>
-        <w:t>10. 電子契約:先方の電子契約サービスでの締結可否(10月末締結のため郵送往復は避けたい)</w:t>
+        <w:t>10. 電子契約:電子契約で進める(10/24法務)。先方の利用サービスを確認</w:t>
       </w:r>
     </w:p>
     <w:p>
@@ -1733,7 +1733,190 @@
           <w:color w:val="232278"/>
           <w:sz w:val="26"/>
         </w:rPr>
-        <w:t>8. 参照資料(すべて社内フォルダに保存済み)</w:t>
+        <w:t>8. 法務MTG(10/24)の結論と残論点</w:t>
+      </w:r>
+    </w:p>
+    <w:p>
+      <w:pPr>
+        <w:spacing w:after="80"/>
+      </w:pPr>
+      <w:r>
+        <w:rPr>
+          <w:rFonts w:ascii="Meiryo" w:hAnsi="Meiryo" w:eastAsia="Meiryo"/>
+          <w:b/>
+          <w:sz w:val="21"/>
+        </w:rPr>
+        <w:t>結論</w:t>
+      </w:r>
+    </w:p>
+    <w:p>
+      <w:pPr>
+        <w:pStyle w:val="ListBullet"/>
+      </w:pPr>
+      <w:r>
+        <w:rPr>
+          <w:rFonts w:ascii="Meiryo" w:hAnsi="Meiryo" w:eastAsia="Meiryo"/>
+          <w:b w:val="0"/>
+          <w:sz w:val="21"/>
+        </w:rPr>
+        <w:t>中途解約条項は置かない。先方提示資料・見積の記載も削除</w:t>
+      </w:r>
+    </w:p>
+    <w:p>
+      <w:pPr>
+        <w:pStyle w:val="ListBullet"/>
+      </w:pPr>
+      <w:r>
+        <w:rPr>
+          <w:rFonts w:ascii="Meiryo" w:hAnsi="Meiryo" w:eastAsia="Meiryo"/>
+          <w:b w:val="0"/>
+          <w:sz w:val="21"/>
+        </w:rPr>
+        <w:t>作成許諾の製造数量報告には工場からのエビデンスを必須とする</w:t>
+      </w:r>
+    </w:p>
+    <w:p>
+      <w:pPr>
+        <w:pStyle w:val="ListBullet"/>
+      </w:pPr>
+      <w:r>
+        <w:rPr>
+          <w:rFonts w:ascii="Meiryo" w:hAnsi="Meiryo" w:eastAsia="Meiryo"/>
+          <w:b w:val="0"/>
+          <w:sz w:val="21"/>
+        </w:rPr>
+        <w:t>当社の損害賠償上限は設定しない方向。先方との協議対象</w:t>
+      </w:r>
+    </w:p>
+    <w:p>
+      <w:pPr>
+        <w:pStyle w:val="ListBullet"/>
+      </w:pPr>
+      <w:r>
+        <w:rPr>
+          <w:rFonts w:ascii="Meiryo" w:hAnsi="Meiryo" w:eastAsia="Meiryo"/>
+          <w:b w:val="0"/>
+          <w:sz w:val="21"/>
+        </w:rPr>
+        <w:t>EDI発注書と本契約は本契約を優先適用</w:t>
+      </w:r>
+    </w:p>
+    <w:p>
+      <w:pPr>
+        <w:pStyle w:val="ListBullet"/>
+      </w:pPr>
+      <w:r>
+        <w:rPr>
+          <w:rFonts w:ascii="Meiryo" w:hAnsi="Meiryo" w:eastAsia="Meiryo"/>
+          <w:b w:val="0"/>
+          <w:sz w:val="21"/>
+        </w:rPr>
+        <w:t>下請法は本件に関係なし。テスト期間分は本契約のスコープ外</w:t>
+      </w:r>
+    </w:p>
+    <w:p>
+      <w:pPr>
+        <w:pStyle w:val="ListBullet"/>
+      </w:pPr>
+      <w:r>
+        <w:rPr>
+          <w:rFonts w:ascii="Meiryo" w:hAnsi="Meiryo" w:eastAsia="Meiryo"/>
+          <w:b w:val="0"/>
+          <w:sz w:val="21"/>
+        </w:rPr>
+        <w:t>電子契約で進める</w:t>
+      </w:r>
+    </w:p>
+    <w:p>
+      <w:pPr>
+        <w:spacing w:after="80"/>
+      </w:pPr>
+      <w:r>
+        <w:rPr>
+          <w:rFonts w:ascii="Meiryo" w:hAnsi="Meiryo" w:eastAsia="Meiryo"/>
+          <w:b/>
+          <w:sz w:val="21"/>
+        </w:rPr>
+        <w:t>残論点(ドラフト作成と並行して確認)</w:t>
+      </w:r>
+    </w:p>
+    <w:p>
+      <w:pPr>
+        <w:pStyle w:val="ListBullet"/>
+      </w:pPr>
+      <w:r>
+        <w:rPr>
+          <w:rFonts w:ascii="Meiryo" w:hAnsi="Meiryo" w:eastAsia="Meiryo"/>
+          <w:b w:val="0"/>
+          <w:sz w:val="21"/>
+        </w:rPr>
+        <w:t>論点1:(A)(B)の独立性の担保方法(相互不言及か、解除の非波及条項か)</w:t>
+      </w:r>
+    </w:p>
+    <w:p>
+      <w:pPr>
+        <w:pStyle w:val="ListBullet"/>
+      </w:pPr>
+      <w:r>
+        <w:rPr>
+          <w:rFonts w:ascii="Meiryo" w:hAnsi="Meiryo" w:eastAsia="Meiryo"/>
+          <w:b w:val="0"/>
+          <w:sz w:val="21"/>
+        </w:rPr>
+        <w:t>論点2:排他条項の射程と当社既存契約との抵触確認</w:t>
+      </w:r>
+    </w:p>
+    <w:p>
+      <w:pPr>
+        <w:pStyle w:val="ListBullet"/>
+      </w:pPr>
+      <w:r>
+        <w:rPr>
+          <w:rFonts w:ascii="Meiryo" w:hAnsi="Meiryo" w:eastAsia="Meiryo"/>
+          <w:b w:val="0"/>
+          <w:sz w:val="21"/>
+        </w:rPr>
+        <w:t>論点3:最低保証の法的性質(対価としての構成)</w:t>
+      </w:r>
+    </w:p>
+    <w:p>
+      <w:pPr>
+        <w:pStyle w:val="ListBullet"/>
+      </w:pPr>
+      <w:r>
+        <w:rPr>
+          <w:rFonts w:ascii="Meiryo" w:hAnsi="Meiryo" w:eastAsia="Meiryo"/>
+          <w:b w:val="0"/>
+          <w:sz w:val="21"/>
+        </w:rPr>
+        <w:t>不可抗力による中止の扱い(後日協議)</w:t>
+      </w:r>
+    </w:p>
+    <w:p>
+      <w:pPr>
+        <w:pStyle w:val="ListBullet"/>
+      </w:pPr>
+      <w:r>
+        <w:rPr>
+          <w:rFonts w:ascii="Meiryo" w:hAnsi="Meiryo" w:eastAsia="Meiryo"/>
+          <w:b w:val="0"/>
+          <w:sz w:val="21"/>
+        </w:rPr>
+        <w:t>論点9:契約終了時の在庫・告知物・素材データの処理</w:t>
+      </w:r>
+    </w:p>
+    <w:p>
+      <w:pPr>
+        <w:spacing w:before="240" w:after="120"/>
+      </w:pPr>
+      <w:r>
+        <w:rPr>
+          <w:rFonts w:ascii="Meiryo" w:hAnsi="Meiryo" w:eastAsia="Meiryo"/>
+          <w:b/>
+          <w:color w:val="232278"/>
+          <w:sz w:val="26"/>
+        </w:rPr>
+        <w:t>9. 参照資料(すべて社内フォルダに保存済み)</w:t>
       </w:r>
     </w:p>
     <w:tbl>
